--- a/public/backend/abubakar_resume.docx
+++ b/public/backend/abubakar_resume.docx
@@ -52,7 +52,7 @@
       <w:pPr>
         <w:spacing w:after="80"/>
       </w:pPr>
-      <w:hyperlink w:history="1" r:id="rIdejypc8dabuylpdlmmbnbj">
+      <w:hyperlink w:history="1" r:id="rIdxoimnsueoqdlw9pi6qfyw">
         <w:r>
           <w:rPr>
             <w:rStyle w:val="Hyperlink"/>
@@ -72,7 +72,7 @@
         </w:rPr>
         <w:t xml:space="preserve">  •  </w:t>
       </w:r>
-      <w:hyperlink w:history="1" r:id="rId8gjpkxkf-dhraxt31zx3k">
+      <w:hyperlink w:history="1" r:id="rIdm8iuyupijkmlbsi9kmdkf">
         <w:r>
           <w:rPr>
             <w:rStyle w:val="Hyperlink"/>
@@ -92,7 +92,7 @@
         </w:rPr>
         <w:t xml:space="preserve">  •  </w:t>
       </w:r>
-      <w:hyperlink w:history="1" r:id="rId8a3yjhmm2wqn_tl-bi3jw">
+      <w:hyperlink w:history="1" r:id="rIdiz0_mrclcyv9tmqfufge_">
         <w:r>
           <w:rPr>
             <w:rStyle w:val="Hyperlink"/>

--- a/public/backend/abubakar_resume.docx
+++ b/public/backend/abubakar_resume.docx
@@ -52,7 +52,7 @@
       <w:pPr>
         <w:spacing w:after="80"/>
       </w:pPr>
-      <w:hyperlink w:history="1" r:id="rIdxoimnsueoqdlw9pi6qfyw">
+      <w:hyperlink w:history="1" r:id="rIdple1p_pyxqenkgv0rk5wq">
         <w:r>
           <w:rPr>
             <w:rStyle w:val="Hyperlink"/>
@@ -72,7 +72,7 @@
         </w:rPr>
         <w:t xml:space="preserve">  •  </w:t>
       </w:r>
-      <w:hyperlink w:history="1" r:id="rIdm8iuyupijkmlbsi9kmdkf">
+      <w:hyperlink w:history="1" r:id="rIdcpjlrn1aa24_qracrz21w">
         <w:r>
           <w:rPr>
             <w:rStyle w:val="Hyperlink"/>
@@ -92,7 +92,7 @@
         </w:rPr>
         <w:t xml:space="preserve">  •  </w:t>
       </w:r>
-      <w:hyperlink w:history="1" r:id="rIdiz0_mrclcyv9tmqfufge_">
+      <w:hyperlink w:history="1" r:id="rIdxg_0fp_n86jwqrbw4r-hp">
         <w:r>
           <w:rPr>
             <w:rStyle w:val="Hyperlink"/>
@@ -181,7 +181,7 @@
           <w:sz w:val="19"/>
           <w:szCs w:val="19"/>
         </w:rPr>
-        <w:t xml:space="preserve">	July 2021 – Apr 2026</w:t>
+        <w:t xml:space="preserve">	2021 – 2026</w:t>
       </w:r>
     </w:p>
     <w:p>

--- a/public/backend/abubakar_resume.docx
+++ b/public/backend/abubakar_resume.docx
@@ -52,7 +52,7 @@
       <w:pPr>
         <w:spacing w:after="80"/>
       </w:pPr>
-      <w:hyperlink w:history="1" r:id="rIdple1p_pyxqenkgv0rk5wq">
+      <w:hyperlink w:history="1" r:id="rIdspt6ttbw-rxokdxorkr7d">
         <w:r>
           <w:rPr>
             <w:rStyle w:val="Hyperlink"/>
@@ -72,7 +72,7 @@
         </w:rPr>
         <w:t xml:space="preserve">  •  </w:t>
       </w:r>
-      <w:hyperlink w:history="1" r:id="rIdcpjlrn1aa24_qracrz21w">
+      <w:hyperlink w:history="1" r:id="rId2y-eqllabr8zyhwguyvka">
         <w:r>
           <w:rPr>
             <w:rStyle w:val="Hyperlink"/>
@@ -92,7 +92,7 @@
         </w:rPr>
         <w:t xml:space="preserve">  •  </w:t>
       </w:r>
-      <w:hyperlink w:history="1" r:id="rIdxg_0fp_n86jwqrbw4r-hp">
+      <w:hyperlink w:history="1" r:id="rIdfeamb6ajcwem5rulduvfg">
         <w:r>
           <w:rPr>
             <w:rStyle w:val="Hyperlink"/>

--- a/public/backend/abubakar_resume.docx
+++ b/public/backend/abubakar_resume.docx
@@ -45,14 +45,14 @@
           <w:sz w:val="18"/>
           <w:szCs w:val="18"/>
         </w:rPr>
-        <w:t xml:space="preserve">abuubkar.dev@gmail.com  •  +92-334-9858841</w:t>
+        <w:t xml:space="preserve">abubakar-dev@hotmail.com  •  +92-334-9858841</w:t>
       </w:r>
     </w:p>
     <w:p>
       <w:pPr>
         <w:spacing w:after="80"/>
       </w:pPr>
-      <w:hyperlink w:history="1" r:id="rIdspt6ttbw-rxokdxorkr7d">
+      <w:hyperlink w:history="1" r:id="rIdvvqw_bbsc3msowxhfucyx">
         <w:r>
           <w:rPr>
             <w:rStyle w:val="Hyperlink"/>
@@ -72,7 +72,7 @@
         </w:rPr>
         <w:t xml:space="preserve">  •  </w:t>
       </w:r>
-      <w:hyperlink w:history="1" r:id="rId2y-eqllabr8zyhwguyvka">
+      <w:hyperlink w:history="1" r:id="rIdqzu-5dedhq6jw-zqitile">
         <w:r>
           <w:rPr>
             <w:rStyle w:val="Hyperlink"/>
@@ -92,7 +92,7 @@
         </w:rPr>
         <w:t xml:space="preserve">  •  </w:t>
       </w:r>
-      <w:hyperlink w:history="1" r:id="rIdfeamb6ajcwem5rulduvfg">
+      <w:hyperlink w:history="1" r:id="rIdp9-uvfjoc6wzrxtmgkz9h">
         <w:r>
           <w:rPr>
             <w:rStyle w:val="Hyperlink"/>

--- a/public/backend/abubakar_resume.docx
+++ b/public/backend/abubakar_resume.docx
@@ -52,7 +52,7 @@
       <w:pPr>
         <w:spacing w:after="80"/>
       </w:pPr>
-      <w:hyperlink w:history="1" r:id="rIdvvqw_bbsc3msowxhfucyx">
+      <w:hyperlink w:history="1" r:id="rId7bkrthptvrj2ptdj4ubew">
         <w:r>
           <w:rPr>
             <w:rStyle w:val="Hyperlink"/>
@@ -72,7 +72,7 @@
         </w:rPr>
         <w:t xml:space="preserve">  •  </w:t>
       </w:r>
-      <w:hyperlink w:history="1" r:id="rIdqzu-5dedhq6jw-zqitile">
+      <w:hyperlink w:history="1" r:id="rIdrdcdeeqz4jn8mn48c6hau">
         <w:r>
           <w:rPr>
             <w:rStyle w:val="Hyperlink"/>
@@ -92,7 +92,7 @@
         </w:rPr>
         <w:t xml:space="preserve">  •  </w:t>
       </w:r>
-      <w:hyperlink w:history="1" r:id="rIdp9-uvfjoc6wzrxtmgkz9h">
+      <w:hyperlink w:history="1" r:id="rId8lkvxbjdxmopufvedhngv">
         <w:r>
           <w:rPr>
             <w:rStyle w:val="Hyperlink"/>

--- a/public/backend/abubakar_resume.docx
+++ b/public/backend/abubakar_resume.docx
@@ -52,7 +52,7 @@
       <w:pPr>
         <w:spacing w:after="80"/>
       </w:pPr>
-      <w:hyperlink w:history="1" r:id="rId7bkrthptvrj2ptdj4ubew">
+      <w:hyperlink w:history="1" r:id="rIdxx70iumllmdbuaezjswrs">
         <w:r>
           <w:rPr>
             <w:rStyle w:val="Hyperlink"/>
@@ -72,7 +72,7 @@
         </w:rPr>
         <w:t xml:space="preserve">  •  </w:t>
       </w:r>
-      <w:hyperlink w:history="1" r:id="rIdrdcdeeqz4jn8mn48c6hau">
+      <w:hyperlink w:history="1" r:id="rIdk7rvwf_hj0alpxudgur8j">
         <w:r>
           <w:rPr>
             <w:rStyle w:val="Hyperlink"/>
@@ -92,7 +92,7 @@
         </w:rPr>
         <w:t xml:space="preserve">  •  </w:t>
       </w:r>
-      <w:hyperlink w:history="1" r:id="rId8lkvxbjdxmopufvedhngv">
+      <w:hyperlink w:history="1" r:id="rIdhy9u28zn8wawk30gxapf2">
         <w:r>
           <w:rPr>
             <w:rStyle w:val="Hyperlink"/>

--- a/public/backend/abubakar_resume.docx
+++ b/public/backend/abubakar_resume.docx
@@ -52,7 +52,7 @@
       <w:pPr>
         <w:spacing w:after="80"/>
       </w:pPr>
-      <w:hyperlink w:history="1" r:id="rIdxx70iumllmdbuaezjswrs">
+      <w:hyperlink w:history="1" r:id="rIdwfxrbge8laaw4alvncrqq">
         <w:r>
           <w:rPr>
             <w:rStyle w:val="Hyperlink"/>
@@ -72,7 +72,7 @@
         </w:rPr>
         <w:t xml:space="preserve">  •  </w:t>
       </w:r>
-      <w:hyperlink w:history="1" r:id="rIdk7rvwf_hj0alpxudgur8j">
+      <w:hyperlink w:history="1" r:id="rIdacde04m0f1mk7itevpfia">
         <w:r>
           <w:rPr>
             <w:rStyle w:val="Hyperlink"/>
@@ -92,7 +92,7 @@
         </w:rPr>
         <w:t xml:space="preserve">  •  </w:t>
       </w:r>
-      <w:hyperlink w:history="1" r:id="rIdhy9u28zn8wawk30gxapf2">
+      <w:hyperlink w:history="1" r:id="rId35cq9qztekfjbk9wradyp">
         <w:r>
           <w:rPr>
             <w:rStyle w:val="Hyperlink"/>

--- a/public/backend/abubakar_resume.docx
+++ b/public/backend/abubakar_resume.docx
@@ -52,7 +52,7 @@
       <w:pPr>
         <w:spacing w:after="80"/>
       </w:pPr>
-      <w:hyperlink w:history="1" r:id="rIdwfxrbge8laaw4alvncrqq">
+      <w:hyperlink w:history="1" r:id="rIdbbb2s4ky2o-6kvnyvld-j">
         <w:r>
           <w:rPr>
             <w:rStyle w:val="Hyperlink"/>
@@ -72,7 +72,7 @@
         </w:rPr>
         <w:t xml:space="preserve">  •  </w:t>
       </w:r>
-      <w:hyperlink w:history="1" r:id="rIdacde04m0f1mk7itevpfia">
+      <w:hyperlink w:history="1" r:id="rIdymrz587vsktpagxidt9zk">
         <w:r>
           <w:rPr>
             <w:rStyle w:val="Hyperlink"/>
@@ -92,7 +92,7 @@
         </w:rPr>
         <w:t xml:space="preserve">  •  </w:t>
       </w:r>
-      <w:hyperlink w:history="1" r:id="rId35cq9qztekfjbk9wradyp">
+      <w:hyperlink w:history="1" r:id="rIdjact0em097e3p3omwz4z2">
         <w:r>
           <w:rPr>
             <w:rStyle w:val="Hyperlink"/>

--- a/public/backend/abubakar_resume.docx
+++ b/public/backend/abubakar_resume.docx
@@ -52,7 +52,7 @@
       <w:pPr>
         <w:spacing w:after="80"/>
       </w:pPr>
-      <w:hyperlink w:history="1" r:id="rIdbbb2s4ky2o-6kvnyvld-j">
+      <w:hyperlink w:history="1" r:id="rIdage1jfuzy6ytsa-7w_cg7">
         <w:r>
           <w:rPr>
             <w:rStyle w:val="Hyperlink"/>
@@ -72,7 +72,7 @@
         </w:rPr>
         <w:t xml:space="preserve">  •  </w:t>
       </w:r>
-      <w:hyperlink w:history="1" r:id="rIdymrz587vsktpagxidt9zk">
+      <w:hyperlink w:history="1" r:id="rIdkroiouiiuohubbu0zpfqb">
         <w:r>
           <w:rPr>
             <w:rStyle w:val="Hyperlink"/>
@@ -92,7 +92,7 @@
         </w:rPr>
         <w:t xml:space="preserve">  •  </w:t>
       </w:r>
-      <w:hyperlink w:history="1" r:id="rIdjact0em097e3p3omwz4z2">
+      <w:hyperlink w:history="1" r:id="rIdfywdrwi1icqv16ptc8ck3">
         <w:r>
           <w:rPr>
             <w:rStyle w:val="Hyperlink"/>

--- a/public/backend/abubakar_resume.docx
+++ b/public/backend/abubakar_resume.docx
@@ -52,7 +52,7 @@
       <w:pPr>
         <w:spacing w:after="80"/>
       </w:pPr>
-      <w:hyperlink w:history="1" r:id="rIdage1jfuzy6ytsa-7w_cg7">
+      <w:hyperlink w:history="1" r:id="rIdpoyzvzm2zwa7jedgrrty6">
         <w:r>
           <w:rPr>
             <w:rStyle w:val="Hyperlink"/>
@@ -72,7 +72,7 @@
         </w:rPr>
         <w:t xml:space="preserve">  •  </w:t>
       </w:r>
-      <w:hyperlink w:history="1" r:id="rIdkroiouiiuohubbu0zpfqb">
+      <w:hyperlink w:history="1" r:id="rIdz6r9qxtqj6ru-ykngkl62">
         <w:r>
           <w:rPr>
             <w:rStyle w:val="Hyperlink"/>
@@ -92,7 +92,7 @@
         </w:rPr>
         <w:t xml:space="preserve">  •  </w:t>
       </w:r>
-      <w:hyperlink w:history="1" r:id="rIdfywdrwi1icqv16ptc8ck3">
+      <w:hyperlink w:history="1" r:id="rIdl6yjeqz1u3lhbdkz-6ppd">
         <w:r>
           <w:rPr>
             <w:rStyle w:val="Hyperlink"/>

--- a/public/backend/abubakar_resume.docx
+++ b/public/backend/abubakar_resume.docx
@@ -52,7 +52,7 @@
       <w:pPr>
         <w:spacing w:after="80"/>
       </w:pPr>
-      <w:hyperlink w:history="1" r:id="rIdpoyzvzm2zwa7jedgrrty6">
+      <w:hyperlink w:history="1" r:id="rIdyhihwadapbhiobpd_h3pq">
         <w:r>
           <w:rPr>
             <w:rStyle w:val="Hyperlink"/>
@@ -72,7 +72,7 @@
         </w:rPr>
         <w:t xml:space="preserve">  •  </w:t>
       </w:r>
-      <w:hyperlink w:history="1" r:id="rIdz6r9qxtqj6ru-ykngkl62">
+      <w:hyperlink w:history="1" r:id="rIdwexqyholnh04nkvyad5od">
         <w:r>
           <w:rPr>
             <w:rStyle w:val="Hyperlink"/>
@@ -92,7 +92,7 @@
         </w:rPr>
         <w:t xml:space="preserve">  •  </w:t>
       </w:r>
-      <w:hyperlink w:history="1" r:id="rIdl6yjeqz1u3lhbdkz-6ppd">
+      <w:hyperlink w:history="1" r:id="rId0is4sg7_aarjdvttfljj2">
         <w:r>
           <w:rPr>
             <w:rStyle w:val="Hyperlink"/>

--- a/public/backend/abubakar_resume.docx
+++ b/public/backend/abubakar_resume.docx
@@ -52,7 +52,7 @@
       <w:pPr>
         <w:spacing w:after="80"/>
       </w:pPr>
-      <w:hyperlink w:history="1" r:id="rIdyhihwadapbhiobpd_h3pq">
+      <w:hyperlink w:history="1" r:id="rIdaruoenv25pidvwchkwp2s">
         <w:r>
           <w:rPr>
             <w:rStyle w:val="Hyperlink"/>
@@ -72,7 +72,7 @@
         </w:rPr>
         <w:t xml:space="preserve">  •  </w:t>
       </w:r>
-      <w:hyperlink w:history="1" r:id="rIdwexqyholnh04nkvyad5od">
+      <w:hyperlink w:history="1" r:id="rIdbo7mlcjpm82t0l0wuljzk">
         <w:r>
           <w:rPr>
             <w:rStyle w:val="Hyperlink"/>
@@ -92,7 +92,7 @@
         </w:rPr>
         <w:t xml:space="preserve">  •  </w:t>
       </w:r>
-      <w:hyperlink w:history="1" r:id="rId0is4sg7_aarjdvttfljj2">
+      <w:hyperlink w:history="1" r:id="rIdb8f1pclufclg1nwki780i">
         <w:r>
           <w:rPr>
             <w:rStyle w:val="Hyperlink"/>

--- a/public/backend/abubakar_resume.docx
+++ b/public/backend/abubakar_resume.docx
@@ -52,7 +52,7 @@
       <w:pPr>
         <w:spacing w:after="80"/>
       </w:pPr>
-      <w:hyperlink w:history="1" r:id="rIdaruoenv25pidvwchkwp2s">
+      <w:hyperlink w:history="1" r:id="rIdoov8mg2vihvrkxm28nf8j">
         <w:r>
           <w:rPr>
             <w:rStyle w:val="Hyperlink"/>
@@ -72,7 +72,7 @@
         </w:rPr>
         <w:t xml:space="preserve">  •  </w:t>
       </w:r>
-      <w:hyperlink w:history="1" r:id="rIdbo7mlcjpm82t0l0wuljzk">
+      <w:hyperlink w:history="1" r:id="rIdsjsqixaetlm_3pxmvufns">
         <w:r>
           <w:rPr>
             <w:rStyle w:val="Hyperlink"/>
@@ -92,7 +92,7 @@
         </w:rPr>
         <w:t xml:space="preserve">  •  </w:t>
       </w:r>
-      <w:hyperlink w:history="1" r:id="rIdb8f1pclufclg1nwki780i">
+      <w:hyperlink w:history="1" r:id="rId78yumuj_u6szr_5tzmu3j">
         <w:r>
           <w:rPr>
             <w:rStyle w:val="Hyperlink"/>
@@ -294,6 +294,42 @@
     </w:p>
     <w:p>
       <w:pPr>
+        <w:pStyle w:val="ListParagraph"/>
+        <w:numPr>
+          <w:ilvl w:val="0"/>
+          <w:numId w:val="2"/>
+        </w:numPr>
+        <w:spacing w:after="15"/>
+      </w:pPr>
+      <w:r>
+        <w:rPr>
+          <w:rFonts w:ascii="Arial" w:cs="Arial" w:eastAsia="Arial" w:hAnsi="Arial"/>
+          <w:sz w:val="19"/>
+          <w:szCs w:val="19"/>
+        </w:rPr>
+        <w:t xml:space="preserve">Volunteered in Arbisoft's graduate hiring process by designing and reviewing technical assessments used to evaluate entry-level software engineering candidates.</w:t>
+      </w:r>
+    </w:p>
+    <w:p>
+      <w:pPr>
+        <w:pStyle w:val="ListParagraph"/>
+        <w:numPr>
+          <w:ilvl w:val="0"/>
+          <w:numId w:val="2"/>
+        </w:numPr>
+        <w:spacing w:after="15"/>
+      </w:pPr>
+      <w:r>
+        <w:rPr>
+          <w:rFonts w:ascii="Arial" w:cs="Arial" w:eastAsia="Arial" w:hAnsi="Arial"/>
+          <w:sz w:val="19"/>
+          <w:szCs w:val="19"/>
+        </w:rPr>
+        <w:t xml:space="preserve">Built GitHub Actions automation to validate documentation integrity and prevent inconsistent generated documentation from reaching production.</w:t>
+      </w:r>
+    </w:p>
+    <w:p>
+      <w:pPr>
         <w:pStyle w:val="Heading1"/>
         <w:pBdr>
           <w:bottom w:val="single" w:color="1F4E79" w:sz="6" w:space="2"/>
@@ -376,6 +412,24 @@
     </w:p>
     <w:p>
       <w:pPr>
+        <w:pStyle w:val="ListParagraph"/>
+        <w:numPr>
+          <w:ilvl w:val="0"/>
+          <w:numId w:val="2"/>
+        </w:numPr>
+        <w:spacing w:after="10"/>
+      </w:pPr>
+      <w:r>
+        <w:rPr>
+          <w:rFonts w:ascii="Arial" w:cs="Arial" w:eastAsia="Arial" w:hAnsi="Arial"/>
+          <w:sz w:val="19"/>
+          <w:szCs w:val="19"/>
+        </w:rPr>
+        <w:t xml:space="preserve">Designed asynchronous Celery workflows for QR generation, bulk PDF exports, and automated report generation.</w:t>
+      </w:r>
+    </w:p>
+    <w:p>
+      <w:pPr>
         <w:spacing w:after="15" w:before="40"/>
       </w:pPr>
       <w:r>
@@ -647,6 +701,29 @@
           <w:szCs w:val="19"/>
         </w:rPr>
         <w:t xml:space="preserve">REST API Design, Celery, Django Channels, JWT Authentication, WebSockets</w:t>
+      </w:r>
+    </w:p>
+    <w:p>
+      <w:pPr>
+        <w:spacing w:after="20"/>
+      </w:pPr>
+      <w:r>
+        <w:rPr>
+          <w:rFonts w:ascii="Arial" w:cs="Arial" w:eastAsia="Arial" w:hAnsi="Arial"/>
+          <w:b/>
+          <w:bCs/>
+          <w:sz w:val="19"/>
+          <w:szCs w:val="19"/>
+        </w:rPr>
+        <w:t xml:space="preserve">Backend Integration: </w:t>
+      </w:r>
+      <w:r>
+        <w:rPr>
+          <w:rFonts w:ascii="Arial" w:cs="Arial" w:eastAsia="Arial" w:hAnsi="Arial"/>
+          <w:sz w:val="19"/>
+          <w:szCs w:val="19"/>
+        </w:rPr>
+        <w:t xml:space="preserve">REST APIs, GraphQL, API Design Collaboration</w:t>
       </w:r>
     </w:p>
     <w:p>
